--- a/samples/05 ContosoPower_Market_Intelligence_Briefing.docx
+++ b/samples/05 ContosoPower_Market_Intelligence_Briefing.docx
@@ -7,7 +7,7 @@
         <w:pStyle w:val="Title"/>
       </w:pPr>
       <w:r>
-        <w:t>ASEAN Power &amp; Energy Transition — Strategy Briefing</w:t>
+        <w:t>ASEAN Power &amp; Energy Transition - Strategy Briefing</w:t>
       </w:r>
     </w:p>
     <w:p>
@@ -29,7 +29,7 @@
     </w:p>
     <w:p>
       <w:r>
-        <w:t>Peninsular Malaysia electricity demand is forecast to grow at 2.5–3.1% CAGR through 2030 under the Energy Commission base case, driven by data centre load (+1.8 GW by 2028), EV adoption, and industrial expansion in Johor and Selangor. Reserve margin tightens from 32% (2024) to an estimated 18% by 2029 absent new capacity.</w:t>
+        <w:t>Peninsular Malaysia electricity demand is forecast to grow at 2.5-3.1% CAGR through 2030 under the Energy Commission base case, driven by data centre load (+1.8 GW by 2028), EV adoption, and industrial expansion in Johor and Selangor. Reserve margin tightens from 32% (2024) to an estimated 18% by 2029 absent new capacity.</w:t>
       </w:r>
     </w:p>
     <w:p>
@@ -42,7 +42,7 @@
     </w:p>
     <w:p>
       <w:r>
-        <w:t>NETR targets 70% installed RE capacity by 2050 (from ~26% today). Near-term levers: large-scale solar (LSS5 — 2 GW awarded 2024), CRESS (Corporate Renewable Energy Supply Scheme) for C&amp;I offtake, and battery storage tenders. Coal moratorium remains; existing coal PPAs expected to run to contract end but no extensions.</w:t>
+        <w:t>NETR targets 70% installed RE capacity by 2050 (from ~26% today). Near-term levers: large-scale solar (LSS5 - 2 GW awarded 2024), CRESS (Corporate Renewable Energy Supply Scheme) for C&amp;I offtake, and battery storage tenders. Coal moratorium remains; existing coal PPAs expected to run to contract end but no extensions.</w:t>
       </w:r>
     </w:p>
     <w:p>
@@ -93,7 +93,7 @@
         <w:br/>
         <w:t>- Carbon pricing / EU CBAM downstream effects on industrial offtakers</w:t>
         <w:br/>
-        <w:t>- Talent — engineering and renewables development capability</w:t>
+        <w:t>- Talent - engineering and renewables development capability</w:t>
       </w:r>
     </w:p>
     <w:sectPr>
